--- a/dosyalar/sinavlar/8-sinif/2026-2027-1d1y/temel-duzey/arapca-8-1d1y-temel-cevap-anahtari.docx
+++ b/dosyalar/sinavlar/8-sinif/2026-2027-1d1y/temel-duzey/arapca-8-1d1y-temel-cevap-anahtari.docx
@@ -8539,7 +8539,7 @@
                 <w:rtl/>
                 <w:lang w:bidi="ar-SA"/>
               </w:rPr>
-              <w:t xml:space="preserve">إلى أَيْنَ</w:t>
+              <w:t xml:space="preserve">إلى أَيْن</w:t>
             </w:r>
           </w:p>
         </w:tc>
